--- a/Doc/New Microsoft Word Document.docx
+++ b/Doc/New Microsoft Word Document.docx
@@ -1,6 +1,6 @@
 
 <file path=word/document.xml><?xml version="1.0" encoding="utf-8"?>
-<w:document xmlns:wpc="http://schemas.microsoft.com/office/word/2010/wordprocessingCanvas" xmlns:cx="http://schemas.microsoft.com/office/drawing/2014/chartex" xmlns:cx1="http://schemas.microsoft.com/office/drawing/2015/9/8/chartex" xmlns:cx2="http://schemas.microsoft.com/office/drawing/2015/10/21/chartex" xmlns:cx3="http://schemas.microsoft.com/office/drawing/2016/5/9/chartex" xmlns:cx4="http://schemas.microsoft.com/office/drawing/2016/5/10/chartex" xmlns:cx5="http://schemas.microsoft.com/office/drawing/2016/5/11/chartex" xmlns:cx6="http://schemas.microsoft.com/office/drawing/2016/5/12/chartex" xmlns:cx7="http://schemas.microsoft.com/office/drawing/2016/5/13/chartex" xmlns:cx8="http://schemas.microsoft.com/office/drawing/2016/5/14/chartex" xmlns:mc="http://schemas.openxmlformats.org/markup-compatibility/2006" xmlns:aink="http://schemas.microsoft.com/office/drawing/2016/ink" xmlns:am3d="http://schemas.microsoft.com/office/drawing/2017/model3d" xmlns:o="urn:schemas-microsoft-com:office:office" xmlns:oel="http://schemas.microsoft.com/office/2019/extlst" xmlns:r="http://schemas.openxmlformats.org/officeDocument/2006/relationships" xmlns:m="http://schemas.openxmlformats.org/officeDocument/2006/math" xmlns:v="urn:schemas-microsoft-com:vml" xmlns:wp14="http://schemas.microsoft.com/office/word/2010/wordprocessingDrawing" xmlns:wp="http://schemas.openxmlformats.org/drawingml/2006/wordprocessingDrawing" xmlns:w10="urn:schemas-microsoft-com:office:word" xmlns:w="http://schemas.openxmlformats.org/wordprocessingml/2006/main" xmlns:w14="http://schemas.microsoft.com/office/word/2010/wordml" xmlns:w15="http://schemas.microsoft.com/office/word/2012/wordml" xmlns:w16cex="http://schemas.microsoft.com/office/word/2018/wordml/cex" xmlns:w16cid="http://schemas.microsoft.com/office/word/2016/wordml/cid" xmlns:w16="http://schemas.microsoft.com/office/word/2018/wordml" xmlns:w16du="http://schemas.microsoft.com/office/word/2023/wordml/word16du" xmlns:w16sdtdh="http://schemas.microsoft.com/office/word/2020/wordml/sdtdatahash" xmlns:w16sdtfl="http://schemas.microsoft.com/office/word/2024/wordml/sdtformatlock" xmlns:w16se="http://schemas.microsoft.com/office/word/2015/wordml/symex" xmlns:wpg="http://schemas.microsoft.com/office/word/2010/wordprocessingGroup" xmlns:wpi="http://schemas.microsoft.com/office/word/2010/wordprocessingInk" xmlns:wne="http://schemas.microsoft.com/office/word/2006/wordml" xmlns:wps="http://schemas.microsoft.com/office/word/2010/wordprocessingShape" mc:Ignorable="w14 w15 w16se w16cid w16 w16cex w16sdtdh w16sdtfl w16du wp14">
+<w:document xmlns:wpc="http://schemas.microsoft.com/office/word/2010/wordprocessingCanvas" xmlns:cx="http://schemas.microsoft.com/office/drawing/2014/chartex" xmlns:cx1="http://schemas.microsoft.com/office/drawing/2015/9/8/chartex" xmlns:cx2="http://schemas.microsoft.com/office/drawing/2015/10/21/chartex" xmlns:cx3="http://schemas.microsoft.com/office/drawing/2016/5/9/chartex" xmlns:cx4="http://schemas.microsoft.com/office/drawing/2016/5/10/chartex" xmlns:cx5="http://schemas.microsoft.com/office/drawing/2016/5/11/chartex" xmlns:cx6="http://schemas.microsoft.com/office/drawing/2016/5/12/chartex" xmlns:cx7="http://schemas.microsoft.com/office/drawing/2016/5/13/chartex" xmlns:cx8="http://schemas.microsoft.com/office/drawing/2016/5/14/chartex" xmlns:mc="http://schemas.openxmlformats.org/markup-compatibility/2006" xmlns:aink="http://schemas.microsoft.com/office/drawing/2016/ink" xmlns:am3d="http://schemas.microsoft.com/office/drawing/2017/model3d" xmlns:o="urn:schemas-microsoft-com:office:office" xmlns:r="http://schemas.openxmlformats.org/officeDocument/2006/relationships" xmlns:m="http://schemas.openxmlformats.org/officeDocument/2006/math" xmlns:v="urn:schemas-microsoft-com:vml" xmlns:wp14="http://schemas.microsoft.com/office/word/2010/wordprocessingDrawing" xmlns:wp="http://schemas.openxmlformats.org/drawingml/2006/wordprocessingDrawing" xmlns:w10="urn:schemas-microsoft-com:office:word" xmlns:w="http://schemas.openxmlformats.org/wordprocessingml/2006/main" xmlns:w14="http://schemas.microsoft.com/office/word/2010/wordml" xmlns:w15="http://schemas.microsoft.com/office/word/2012/wordml" xmlns:w16cex="http://schemas.microsoft.com/office/word/2018/wordml/cex" xmlns:w16cid="http://schemas.microsoft.com/office/word/2016/wordml/cid" xmlns:w16="http://schemas.microsoft.com/office/word/2018/wordml" xmlns:w16sdtdh="http://schemas.microsoft.com/office/word/2020/wordml/sdtdatahash" xmlns:w16se="http://schemas.microsoft.com/office/word/2015/wordml/symex" xmlns:wpg="http://schemas.microsoft.com/office/word/2010/wordprocessingGroup" xmlns:wpi="http://schemas.microsoft.com/office/word/2010/wordprocessingInk" xmlns:wne="http://schemas.microsoft.com/office/word/2006/wordml" xmlns:wps="http://schemas.microsoft.com/office/word/2010/wordprocessingShape" mc:Ignorable="w14 w15 w16se w16cid w16 w16cex w16sdtdh wp14">
   <w:body>
     <w:p>
       <w:pPr>
@@ -44,7 +44,6 @@
       <w:pPr>
         <w:bidi/>
         <w:rPr>
-          <w:rFonts w:hint="cs"/>
           <w:rtl/>
           <w:lang w:val="en-ZA" w:bidi="fa-IR"/>
         </w:rPr>
@@ -90,6 +89,67 @@
           <w:lang w:val="en-ZA" w:bidi="fa-IR"/>
         </w:rPr>
         <w:t xml:space="preserve"> و 7 پین پیدا نشد</w:t>
+      </w:r>
+    </w:p>
+    <w:p>
+      <w:pPr>
+        <w:bidi/>
+        <w:rPr>
+          <w:rtl/>
+          <w:lang w:val="en-ZA" w:bidi="fa-IR"/>
+        </w:rPr>
+      </w:pPr>
+      <w:r>
+        <w:rPr>
+          <w:rFonts w:hint="cs"/>
+          <w:rtl/>
+          <w:lang w:val="en-ZA" w:bidi="fa-IR"/>
+        </w:rPr>
+        <w:t xml:space="preserve">استفاده از </w:t>
+      </w:r>
+      <w:r>
+        <w:rPr>
+          <w:lang w:val="en-ZA" w:bidi="fa-IR"/>
+        </w:rPr>
+        <w:t>TP5000</w:t>
+      </w:r>
+      <w:r>
+        <w:rPr>
+          <w:rFonts w:hint="cs"/>
+          <w:rtl/>
+          <w:lang w:val="en-ZA" w:bidi="fa-IR"/>
+        </w:rPr>
+        <w:t xml:space="preserve"> جهت سازگاری با نسل بعدی باتری ها</w:t>
+      </w:r>
+      <w:r>
+        <w:rPr>
+          <w:rFonts w:hint="cs"/>
+          <w:rtl/>
+          <w:lang w:val="en-ZA" w:bidi="fa-IR"/>
+        </w:rPr>
+        <w:t xml:space="preserve"> پایه آهن</w:t>
+      </w:r>
+    </w:p>
+    <w:p>
+      <w:pPr>
+        <w:bidi/>
+        <w:rPr>
+          <w:lang w:bidi="fa-IR"/>
+        </w:rPr>
+      </w:pPr>
+      <w:r>
+        <w:rPr>
+          <w:rFonts w:hint="cs"/>
+          <w:rtl/>
+          <w:lang w:val="en-ZA" w:bidi="fa-IR"/>
+        </w:rPr>
+        <w:t xml:space="preserve">استفاده از </w:t>
+      </w:r>
+      <w:r>
+        <w:rPr>
+          <w:lang w:bidi="fa-IR"/>
+        </w:rPr>
+        <w:t>usb type c</w:t>
       </w:r>
     </w:p>
     <w:sectPr>
@@ -103,7 +163,7 @@
 </file>
 
 <file path=word/styles.xml><?xml version="1.0" encoding="utf-8"?>
-<w:styles xmlns:mc="http://schemas.openxmlformats.org/markup-compatibility/2006" xmlns:r="http://schemas.openxmlformats.org/officeDocument/2006/relationships" xmlns:w="http://schemas.openxmlformats.org/wordprocessingml/2006/main" xmlns:w14="http://schemas.microsoft.com/office/word/2010/wordml" xmlns:w15="http://schemas.microsoft.com/office/word/2012/wordml" xmlns:w16cex="http://schemas.microsoft.com/office/word/2018/wordml/cex" xmlns:w16cid="http://schemas.microsoft.com/office/word/2016/wordml/cid" xmlns:w16="http://schemas.microsoft.com/office/word/2018/wordml" xmlns:w16du="http://schemas.microsoft.com/office/word/2023/wordml/word16du" xmlns:w16sdtdh="http://schemas.microsoft.com/office/word/2020/wordml/sdtdatahash" xmlns:w16sdtfl="http://schemas.microsoft.com/office/word/2024/wordml/sdtformatlock" xmlns:w16se="http://schemas.microsoft.com/office/word/2015/wordml/symex" mc:Ignorable="w14 w15 w16se w16cid w16 w16cex w16sdtdh w16sdtfl w16du">
+<w:styles xmlns:mc="http://schemas.openxmlformats.org/markup-compatibility/2006" xmlns:r="http://schemas.openxmlformats.org/officeDocument/2006/relationships" xmlns:w="http://schemas.openxmlformats.org/wordprocessingml/2006/main" xmlns:w14="http://schemas.microsoft.com/office/word/2010/wordml" xmlns:w15="http://schemas.microsoft.com/office/word/2012/wordml" xmlns:w16cex="http://schemas.microsoft.com/office/word/2018/wordml/cex" xmlns:w16cid="http://schemas.microsoft.com/office/word/2016/wordml/cid" xmlns:w16="http://schemas.microsoft.com/office/word/2018/wordml" xmlns:w16sdtdh="http://schemas.microsoft.com/office/word/2020/wordml/sdtdatahash" xmlns:w16se="http://schemas.microsoft.com/office/word/2015/wordml/symex" mc:Ignorable="w14 w15 w16se w16cid w16 w16cex w16sdtdh">
   <w:docDefaults>
     <w:rPrDefault>
       <w:rPr>

--- a/Doc/New Microsoft Word Document.docx
+++ b/Doc/New Microsoft Word Document.docx
@@ -1,14 +1,100 @@
 
 <file path=word/document.xml><?xml version="1.0" encoding="utf-8"?>
-<w:document xmlns:wpc="http://schemas.microsoft.com/office/word/2010/wordprocessingCanvas" xmlns:cx="http://schemas.microsoft.com/office/drawing/2014/chartex" xmlns:cx1="http://schemas.microsoft.com/office/drawing/2015/9/8/chartex" xmlns:cx2="http://schemas.microsoft.com/office/drawing/2015/10/21/chartex" xmlns:cx3="http://schemas.microsoft.com/office/drawing/2016/5/9/chartex" xmlns:cx4="http://schemas.microsoft.com/office/drawing/2016/5/10/chartex" xmlns:cx5="http://schemas.microsoft.com/office/drawing/2016/5/11/chartex" xmlns:cx6="http://schemas.microsoft.com/office/drawing/2016/5/12/chartex" xmlns:cx7="http://schemas.microsoft.com/office/drawing/2016/5/13/chartex" xmlns:cx8="http://schemas.microsoft.com/office/drawing/2016/5/14/chartex" xmlns:mc="http://schemas.openxmlformats.org/markup-compatibility/2006" xmlns:aink="http://schemas.microsoft.com/office/drawing/2016/ink" xmlns:am3d="http://schemas.microsoft.com/office/drawing/2017/model3d" xmlns:o="urn:schemas-microsoft-com:office:office" xmlns:r="http://schemas.openxmlformats.org/officeDocument/2006/relationships" xmlns:m="http://schemas.openxmlformats.org/officeDocument/2006/math" xmlns:v="urn:schemas-microsoft-com:vml" xmlns:wp14="http://schemas.microsoft.com/office/word/2010/wordprocessingDrawing" xmlns:wp="http://schemas.openxmlformats.org/drawingml/2006/wordprocessingDrawing" xmlns:w10="urn:schemas-microsoft-com:office:word" xmlns:w="http://schemas.openxmlformats.org/wordprocessingml/2006/main" xmlns:w14="http://schemas.microsoft.com/office/word/2010/wordml" xmlns:w15="http://schemas.microsoft.com/office/word/2012/wordml" xmlns:w16cex="http://schemas.microsoft.com/office/word/2018/wordml/cex" xmlns:w16cid="http://schemas.microsoft.com/office/word/2016/wordml/cid" xmlns:w16="http://schemas.microsoft.com/office/word/2018/wordml" xmlns:w16sdtdh="http://schemas.microsoft.com/office/word/2020/wordml/sdtdatahash" xmlns:w16se="http://schemas.microsoft.com/office/word/2015/wordml/symex" xmlns:wpg="http://schemas.microsoft.com/office/word/2010/wordprocessingGroup" xmlns:wpi="http://schemas.microsoft.com/office/word/2010/wordprocessingInk" xmlns:wne="http://schemas.microsoft.com/office/word/2006/wordml" xmlns:wps="http://schemas.microsoft.com/office/word/2010/wordprocessingShape" mc:Ignorable="w14 w15 w16se w16cid w16 w16cex w16sdtdh wp14">
+<w:document xmlns:wpc="http://schemas.microsoft.com/office/word/2010/wordprocessingCanvas" xmlns:cx="http://schemas.microsoft.com/office/drawing/2014/chartex" xmlns:cx1="http://schemas.microsoft.com/office/drawing/2015/9/8/chartex" xmlns:cx2="http://schemas.microsoft.com/office/drawing/2015/10/21/chartex" xmlns:cx3="http://schemas.microsoft.com/office/drawing/2016/5/9/chartex" xmlns:cx4="http://schemas.microsoft.com/office/drawing/2016/5/10/chartex" xmlns:cx5="http://schemas.microsoft.com/office/drawing/2016/5/11/chartex" xmlns:cx6="http://schemas.microsoft.com/office/drawing/2016/5/12/chartex" xmlns:cx7="http://schemas.microsoft.com/office/drawing/2016/5/13/chartex" xmlns:cx8="http://schemas.microsoft.com/office/drawing/2016/5/14/chartex" xmlns:mc="http://schemas.openxmlformats.org/markup-compatibility/2006" xmlns:aink="http://schemas.microsoft.com/office/drawing/2016/ink" xmlns:am3d="http://schemas.microsoft.com/office/drawing/2017/model3d" xmlns:o="urn:schemas-microsoft-com:office:office" xmlns:oel="http://schemas.microsoft.com/office/2019/extlst" xmlns:r="http://schemas.openxmlformats.org/officeDocument/2006/relationships" xmlns:m="http://schemas.openxmlformats.org/officeDocument/2006/math" xmlns:v="urn:schemas-microsoft-com:vml" xmlns:wp14="http://schemas.microsoft.com/office/word/2010/wordprocessingDrawing" xmlns:wp="http://schemas.openxmlformats.org/drawingml/2006/wordprocessingDrawing" xmlns:w10="urn:schemas-microsoft-com:office:word" xmlns:w="http://schemas.openxmlformats.org/wordprocessingml/2006/main" xmlns:w14="http://schemas.microsoft.com/office/word/2010/wordml" xmlns:w15="http://schemas.microsoft.com/office/word/2012/wordml" xmlns:w16cex="http://schemas.microsoft.com/office/word/2018/wordml/cex" xmlns:w16cid="http://schemas.microsoft.com/office/word/2016/wordml/cid" xmlns:w16="http://schemas.microsoft.com/office/word/2018/wordml" xmlns:w16du="http://schemas.microsoft.com/office/word/2023/wordml/word16du" xmlns:w16sdtdh="http://schemas.microsoft.com/office/word/2020/wordml/sdtdatahash" xmlns:w16sdtfl="http://schemas.microsoft.com/office/word/2024/wordml/sdtformatlock" xmlns:w16se="http://schemas.microsoft.com/office/word/2015/wordml/symex" xmlns:wpg="http://schemas.microsoft.com/office/word/2010/wordprocessingGroup" xmlns:wpi="http://schemas.microsoft.com/office/word/2010/wordprocessingInk" xmlns:wne="http://schemas.microsoft.com/office/word/2006/wordml" xmlns:wps="http://schemas.microsoft.com/office/word/2010/wordprocessingShape" mc:Ignorable="w14 w15 w16se w16cid w16 w16cex w16sdtdh w16sdtfl w16du wp14">
   <w:body>
     <w:p>
       <w:pPr>
         <w:bidi/>
         <w:rPr>
-          <w:lang w:val="en-ZA" w:bidi="fa-IR"/>
-        </w:rPr>
-      </w:pPr>
+          <w:rtl/>
+          <w:lang w:val="en-ZA" w:bidi="fa-IR"/>
+        </w:rPr>
+      </w:pPr>
+      <w:r>
+        <w:rPr>
+          <w:rFonts w:hint="cs"/>
+          <w:rtl/>
+          <w:lang w:val="en-ZA" w:bidi="fa-IR"/>
+        </w:rPr>
+        <w:t xml:space="preserve">از سال 92 </w:t>
+      </w:r>
+      <w:r>
+        <w:rPr>
+          <w:lang w:val="en-ZA" w:bidi="fa-IR"/>
+        </w:rPr>
+        <w:t>AVR</w:t>
+      </w:r>
+      <w:r>
+        <w:rPr>
+          <w:rFonts w:hint="cs"/>
+          <w:rtl/>
+          <w:lang w:val="en-ZA" w:bidi="fa-IR"/>
+        </w:rPr>
+        <w:t xml:space="preserve"> رو گذاشتم کنار </w:t>
+      </w:r>
+      <w:r>
+        <w:rPr>
+          <w:rFonts w:hint="cs"/>
+          <w:rtl/>
+          <w:lang w:val="en-ZA" w:bidi="fa-IR"/>
+        </w:rPr>
+        <w:t xml:space="preserve">واقعا فکرشو نمیکردم بعداز </w:t>
+      </w:r>
+      <w:r>
+        <w:rPr>
+          <w:rFonts w:hint="cs"/>
+          <w:rtl/>
+          <w:lang w:val="en-ZA" w:bidi="fa-IR"/>
+        </w:rPr>
+        <w:t>12 سال دوباره برم سروقتش</w:t>
+      </w:r>
+    </w:p>
+    <w:p>
+      <w:pPr>
+        <w:bidi/>
+        <w:rPr>
+          <w:rtl/>
+          <w:lang w:val="en-ZA" w:bidi="fa-IR"/>
+        </w:rPr>
+      </w:pPr>
+      <w:r>
+        <w:rPr>
+          <w:rFonts w:hint="cs"/>
+          <w:rtl/>
+          <w:lang w:val="en-ZA" w:bidi="fa-IR"/>
+        </w:rPr>
+        <w:t>بخش الکترونیک :</w:t>
+      </w:r>
+    </w:p>
+    <w:p>
+      <w:pPr>
+        <w:bidi/>
+        <w:rPr>
+          <w:lang w:val="en-ZA" w:bidi="fa-IR"/>
+        </w:rPr>
+      </w:pPr>
+      <w:r>
+        <w:rPr>
+          <w:rFonts w:hint="cs"/>
+          <w:rtl/>
+          <w:lang w:val="en-ZA" w:bidi="fa-IR"/>
+        </w:rPr>
+        <w:t xml:space="preserve">مبدل </w:t>
+      </w:r>
+      <w:r>
+        <w:rPr>
+          <w:lang w:val="en-ZA" w:bidi="fa-IR"/>
+        </w:rPr>
+        <w:t>USB</w:t>
+      </w:r>
+      <w:r>
+        <w:rPr>
+          <w:rFonts w:hint="cs"/>
+          <w:rtl/>
+          <w:lang w:val="en-ZA" w:bidi="fa-IR"/>
+        </w:rPr>
+        <w:t xml:space="preserve"> به سریال : </w:t>
+      </w:r>
       <w:r>
         <w:rPr>
           <w:rFonts w:hint="cs"/>
@@ -44,10 +130,41 @@
       <w:pPr>
         <w:bidi/>
         <w:rPr>
-          <w:rtl/>
-          <w:lang w:val="en-ZA" w:bidi="fa-IR"/>
-        </w:rPr>
-      </w:pPr>
+          <w:rFonts w:hint="cs"/>
+          <w:rtl/>
+          <w:lang w:val="en-ZA" w:bidi="fa-IR"/>
+        </w:rPr>
+      </w:pPr>
+      <w:r>
+        <w:rPr>
+          <w:lang w:val="en-ZA" w:bidi="fa-IR"/>
+        </w:rPr>
+        <w:t>OLED 0.95</w:t>
+      </w:r>
+      <w:proofErr w:type="gramStart"/>
+      <w:r>
+        <w:rPr>
+          <w:lang w:val="en-ZA" w:bidi="fa-IR"/>
+        </w:rPr>
+        <w:t>”</w:t>
+      </w:r>
+      <w:r>
+        <w:rPr>
+          <w:rFonts w:hint="cs"/>
+          <w:rtl/>
+          <w:lang w:val="en-ZA" w:bidi="fa-IR"/>
+        </w:rPr>
+        <w:t xml:space="preserve"> :</w:t>
+      </w:r>
+      <w:proofErr w:type="gramEnd"/>
+      <w:r>
+        <w:rPr>
+          <w:rFonts w:hint="cs"/>
+          <w:rtl/>
+          <w:lang w:val="en-ZA" w:bidi="fa-IR"/>
+        </w:rPr>
+        <w:t xml:space="preserve"> </w:t>
+      </w:r>
       <w:r>
         <w:rPr>
           <w:lang w:bidi="fa-IR"/>
@@ -60,28 +177,56 @@
           <w:rtl/>
           <w:lang w:bidi="fa-IR"/>
         </w:rPr>
-        <w:t xml:space="preserve"> مناسب پایه های </w:t>
-      </w:r>
-      <w:r>
-        <w:rPr>
-          <w:lang w:val="en-ZA" w:bidi="fa-IR"/>
-        </w:rPr>
-        <w:t xml:space="preserve">oled </w:t>
-      </w:r>
-      <w:r>
-        <w:rPr>
-          <w:rFonts w:hint="cs"/>
-          <w:rtl/>
-          <w:lang w:val="en-ZA" w:bidi="fa-IR"/>
-        </w:rPr>
-        <w:t xml:space="preserve"> برای پیکربندی </w:t>
-      </w:r>
+        <w:t xml:space="preserve"> </w:t>
+      </w:r>
+      <w:r>
+        <w:rPr>
+          <w:rFonts w:hint="cs"/>
+          <w:rtl/>
+          <w:lang w:bidi="fa-IR"/>
+        </w:rPr>
+        <w:t xml:space="preserve">مناسب پایه های </w:t>
+      </w:r>
+      <w:proofErr w:type="spellStart"/>
+      <w:proofErr w:type="gramStart"/>
+      <w:r>
+        <w:rPr>
+          <w:lang w:val="en-ZA" w:bidi="fa-IR"/>
+        </w:rPr>
+        <w:t>oled</w:t>
+      </w:r>
+      <w:proofErr w:type="spellEnd"/>
+      <w:r>
+        <w:rPr>
+          <w:lang w:val="en-ZA" w:bidi="fa-IR"/>
+        </w:rPr>
+        <w:t xml:space="preserve"> </w:t>
+      </w:r>
+      <w:r>
+        <w:rPr>
+          <w:rFonts w:hint="cs"/>
+          <w:rtl/>
+          <w:lang w:val="en-ZA" w:bidi="fa-IR"/>
+        </w:rPr>
+        <w:t xml:space="preserve"> برای</w:t>
+      </w:r>
+      <w:proofErr w:type="gramEnd"/>
+      <w:r>
+        <w:rPr>
+          <w:rFonts w:hint="cs"/>
+          <w:rtl/>
+          <w:lang w:val="en-ZA" w:bidi="fa-IR"/>
+        </w:rPr>
+        <w:t xml:space="preserve"> پیکربندی </w:t>
+      </w:r>
+      <w:proofErr w:type="spellStart"/>
       <w:r>
         <w:rPr>
           <w:lang w:val="en-ZA" w:bidi="fa-IR"/>
         </w:rPr>
         <w:t>spi</w:t>
       </w:r>
+      <w:proofErr w:type="spellEnd"/>
       <w:r>
         <w:rPr>
           <w:rFonts w:hint="cs"/>
@@ -90,15 +235,129 @@
         </w:rPr>
         <w:t xml:space="preserve"> و 7 پین پیدا نشد</w:t>
       </w:r>
-    </w:p>
-    <w:p>
-      <w:pPr>
-        <w:bidi/>
-        <w:rPr>
-          <w:rtl/>
-          <w:lang w:val="en-ZA" w:bidi="fa-IR"/>
-        </w:rPr>
-      </w:pPr>
+      <w:r>
+        <w:rPr>
+          <w:rFonts w:hint="cs"/>
+          <w:rtl/>
+          <w:lang w:val="en-ZA" w:bidi="fa-IR"/>
+        </w:rPr>
+        <w:t xml:space="preserve"> ولی </w:t>
+      </w:r>
+      <w:r>
+        <w:rPr>
+          <w:rFonts w:hint="cs"/>
+          <w:rtl/>
+          <w:lang w:val="en-ZA" w:bidi="fa-IR"/>
+        </w:rPr>
+        <w:t xml:space="preserve">از سایت </w:t>
+      </w:r>
+      <w:proofErr w:type="spellStart"/>
+      <w:r>
+        <w:rPr>
+          <w:lang w:val="en-ZA" w:bidi="fa-IR"/>
+        </w:rPr>
+        <w:t>Snapeda</w:t>
+      </w:r>
+      <w:proofErr w:type="spellEnd"/>
+      <w:r>
+        <w:rPr>
+          <w:rFonts w:hint="cs"/>
+          <w:rtl/>
+          <w:lang w:val="en-ZA" w:bidi="fa-IR"/>
+        </w:rPr>
+        <w:t xml:space="preserve"> کتابخانه اضافه شد</w:t>
+      </w:r>
+      <w:proofErr w:type="gramStart"/>
+      <w:r>
+        <w:rPr>
+          <w:rFonts w:hint="cs"/>
+          <w:rtl/>
+          <w:lang w:val="en-ZA" w:bidi="fa-IR"/>
+        </w:rPr>
+        <w:t>.</w:t>
+      </w:r>
+      <w:r>
+        <w:rPr>
+          <w:lang w:val="en-ZA" w:bidi="fa-IR"/>
+        </w:rPr>
+        <w:t>)</w:t>
+      </w:r>
+      <w:r>
+        <w:rPr>
+          <w:rFonts w:hint="cs"/>
+          <w:rtl/>
+          <w:lang w:val="en-ZA" w:bidi="fa-IR"/>
+        </w:rPr>
+        <w:t>حتما</w:t>
+      </w:r>
+      <w:proofErr w:type="gramEnd"/>
+      <w:r>
+        <w:rPr>
+          <w:rFonts w:hint="cs"/>
+          <w:rtl/>
+          <w:lang w:val="en-ZA" w:bidi="fa-IR"/>
+        </w:rPr>
+        <w:t xml:space="preserve"> مقاومت های صفر جهت جابجایی پروتکل از </w:t>
+      </w:r>
+      <w:r>
+        <w:rPr>
+          <w:lang w:val="en-ZA" w:bidi="fa-IR"/>
+        </w:rPr>
+        <w:t>I2C</w:t>
+      </w:r>
+      <w:r>
+        <w:rPr>
+          <w:rFonts w:hint="cs"/>
+          <w:rtl/>
+          <w:lang w:val="en-ZA" w:bidi="fa-IR"/>
+        </w:rPr>
+        <w:t xml:space="preserve"> به </w:t>
+      </w:r>
+      <w:r>
+        <w:rPr>
+          <w:lang w:val="en-ZA" w:bidi="fa-IR"/>
+        </w:rPr>
+        <w:t>SPI</w:t>
+      </w:r>
+      <w:r>
+        <w:rPr>
+          <w:rFonts w:hint="cs"/>
+          <w:rtl/>
+          <w:lang w:val="en-ZA" w:bidi="fa-IR"/>
+        </w:rPr>
+        <w:t xml:space="preserve"> فراموش نشود)</w:t>
+      </w:r>
+    </w:p>
+    <w:p>
+      <w:pPr>
+        <w:bidi/>
+        <w:rPr>
+          <w:rtl/>
+          <w:lang w:bidi="fa-IR"/>
+        </w:rPr>
+      </w:pPr>
+      <w:r>
+        <w:rPr>
+          <w:rFonts w:hint="cs"/>
+          <w:rtl/>
+          <w:lang w:val="en-ZA" w:bidi="fa-IR"/>
+        </w:rPr>
+        <w:t xml:space="preserve">سوکت </w:t>
+      </w:r>
+      <w:r>
+        <w:rPr>
+          <w:lang w:val="en-ZA" w:bidi="fa-IR"/>
+        </w:rPr>
+        <w:t>USB</w:t>
+      </w:r>
+      <w:r>
+        <w:rPr>
+          <w:rFonts w:hint="cs"/>
+          <w:rtl/>
+          <w:lang w:val="en-ZA" w:bidi="fa-IR"/>
+        </w:rPr>
+        <w:t xml:space="preserve"> : </w:t>
+      </w:r>
       <w:r>
         <w:rPr>
           <w:rFonts w:hint="cs"/>
@@ -107,50 +366,615 @@
         </w:rPr>
         <w:t xml:space="preserve">استفاده از </w:t>
       </w:r>
-      <w:r>
-        <w:rPr>
-          <w:lang w:val="en-ZA" w:bidi="fa-IR"/>
-        </w:rPr>
-        <w:t>TP5000</w:t>
-      </w:r>
-      <w:r>
-        <w:rPr>
-          <w:rFonts w:hint="cs"/>
-          <w:rtl/>
-          <w:lang w:val="en-ZA" w:bidi="fa-IR"/>
-        </w:rPr>
-        <w:t xml:space="preserve"> جهت سازگاری با نسل بعدی باتری ها</w:t>
-      </w:r>
-      <w:r>
-        <w:rPr>
-          <w:rFonts w:hint="cs"/>
-          <w:rtl/>
-          <w:lang w:val="en-ZA" w:bidi="fa-IR"/>
-        </w:rPr>
-        <w:t xml:space="preserve"> پایه آهن</w:t>
-      </w:r>
-    </w:p>
-    <w:p>
-      <w:pPr>
-        <w:bidi/>
+      <w:proofErr w:type="spellStart"/>
+      <w:r>
         <w:rPr>
           <w:lang w:bidi="fa-IR"/>
         </w:rPr>
-      </w:pPr>
-      <w:r>
-        <w:rPr>
-          <w:rFonts w:hint="cs"/>
-          <w:rtl/>
-          <w:lang w:val="en-ZA" w:bidi="fa-IR"/>
-        </w:rPr>
-        <w:t xml:space="preserve">استفاده از </w:t>
-      </w:r>
+        <w:t>usb</w:t>
+      </w:r>
+      <w:proofErr w:type="spellEnd"/>
       <w:r>
         <w:rPr>
           <w:lang w:bidi="fa-IR"/>
         </w:rPr>
-        <w:t>usb type c</w:t>
-      </w:r>
+        <w:t xml:space="preserve"> type c</w:t>
+      </w:r>
+      <w:r>
+        <w:rPr>
+          <w:rFonts w:hint="cs"/>
+          <w:rtl/>
+          <w:lang w:bidi="fa-IR"/>
+        </w:rPr>
+        <w:t xml:space="preserve"> جهت سهولت دسترسی , به روز بودن و اشغال فضای کمتر.</w:t>
+      </w:r>
+    </w:p>
+    <w:p>
+      <w:pPr>
+        <w:bidi/>
+        <w:rPr>
+          <w:rtl/>
+          <w:lang w:val="en-ZA" w:bidi="fa-IR"/>
+        </w:rPr>
+      </w:pPr>
+      <w:r>
+        <w:rPr>
+          <w:rFonts w:hint="cs"/>
+          <w:rtl/>
+          <w:lang w:bidi="fa-IR"/>
+        </w:rPr>
+        <w:t xml:space="preserve">رگولاتور : استفاده از </w:t>
+      </w:r>
+      <w:r>
+        <w:rPr>
+          <w:lang w:val="en-ZA" w:bidi="fa-IR"/>
+        </w:rPr>
+        <w:t>MP1584</w:t>
+      </w:r>
+      <w:r>
+        <w:rPr>
+          <w:rFonts w:hint="cs"/>
+          <w:rtl/>
+          <w:lang w:val="en-ZA" w:bidi="fa-IR"/>
+        </w:rPr>
+        <w:t xml:space="preserve"> جهت </w:t>
+      </w:r>
+      <w:r>
+        <w:rPr>
+          <w:rFonts w:hint="cs"/>
+          <w:rtl/>
+          <w:lang w:val="en-ZA" w:bidi="fa-IR"/>
+        </w:rPr>
+        <w:t>بازدهی بالاتر و دمپ حرارتی کمتر</w:t>
+      </w:r>
+    </w:p>
+    <w:p>
+      <w:pPr>
+        <w:bidi/>
+        <w:rPr>
+          <w:rtl/>
+          <w:lang w:val="en-ZA" w:bidi="fa-IR"/>
+        </w:rPr>
+      </w:pPr>
+      <w:r>
+        <w:rPr>
+          <w:rFonts w:hint="cs"/>
+          <w:rtl/>
+          <w:lang w:val="en-ZA" w:bidi="fa-IR"/>
+        </w:rPr>
+        <w:t xml:space="preserve">ارتباط رادیو: احتمال وجود استفاده از ریموت </w:t>
+      </w:r>
+      <w:r>
+        <w:rPr>
+          <w:lang w:val="en-ZA" w:bidi="fa-IR"/>
+        </w:rPr>
+        <w:t>Wireless</w:t>
+      </w:r>
+      <w:r>
+        <w:rPr>
+          <w:rFonts w:hint="cs"/>
+          <w:rtl/>
+          <w:lang w:val="en-ZA" w:bidi="fa-IR"/>
+        </w:rPr>
+        <w:t xml:space="preserve"> و </w:t>
+      </w:r>
+      <w:r>
+        <w:rPr>
+          <w:rFonts w:hint="cs"/>
+          <w:rtl/>
+          <w:lang w:val="en-ZA" w:bidi="fa-IR"/>
+        </w:rPr>
+        <w:t xml:space="preserve">جانمایی ماژول </w:t>
+      </w:r>
+      <w:r>
+        <w:rPr>
+          <w:lang w:val="en-ZA" w:bidi="fa-IR"/>
+        </w:rPr>
+        <w:t>nRF24l01</w:t>
+      </w:r>
+      <w:r>
+        <w:rPr>
+          <w:rFonts w:hint="cs"/>
+          <w:rtl/>
+          <w:lang w:val="en-ZA" w:bidi="fa-IR"/>
+        </w:rPr>
+        <w:t xml:space="preserve"> روی باس </w:t>
+      </w:r>
+      <w:r>
+        <w:rPr>
+          <w:lang w:val="en-ZA" w:bidi="fa-IR"/>
+        </w:rPr>
+        <w:t>SPI</w:t>
+      </w:r>
+    </w:p>
+    <w:p>
+      <w:pPr>
+        <w:bidi/>
+        <w:rPr>
+          <w:rtl/>
+          <w:lang w:val="en-ZA" w:bidi="fa-IR"/>
+        </w:rPr>
+      </w:pPr>
+      <w:r>
+        <w:rPr>
+          <w:rFonts w:hint="cs"/>
+          <w:rtl/>
+          <w:lang w:val="en-ZA" w:bidi="fa-IR"/>
+        </w:rPr>
+        <w:t xml:space="preserve">کرستال : استفاده از پکیج </w:t>
+      </w:r>
+      <w:r>
+        <w:rPr>
+          <w:lang w:val="en-ZA" w:bidi="fa-IR"/>
+        </w:rPr>
+        <w:t>3225</w:t>
+      </w:r>
+      <w:r>
+        <w:rPr>
+          <w:rFonts w:hint="cs"/>
+          <w:rtl/>
+          <w:lang w:val="en-ZA" w:bidi="fa-IR"/>
+        </w:rPr>
+        <w:t xml:space="preserve"> جهت </w:t>
+      </w:r>
+      <w:r>
+        <w:rPr>
+          <w:rFonts w:hint="cs"/>
+          <w:rtl/>
+          <w:lang w:val="en-ZA" w:bidi="fa-IR"/>
+        </w:rPr>
+        <w:t>اشغال فضای کمتر</w:t>
+      </w:r>
+    </w:p>
+    <w:p>
+      <w:pPr>
+        <w:bidi/>
+        <w:rPr>
+          <w:rtl/>
+          <w:lang w:val="en-ZA" w:bidi="fa-IR"/>
+        </w:rPr>
+      </w:pPr>
+      <w:r>
+        <w:rPr>
+          <w:rFonts w:hint="cs"/>
+          <w:rtl/>
+          <w:lang w:val="en-ZA" w:bidi="fa-IR"/>
+        </w:rPr>
+        <w:t xml:space="preserve">پین هدر </w:t>
+      </w:r>
+      <w:r>
+        <w:rPr>
+          <w:lang w:val="en-ZA" w:bidi="fa-IR"/>
+        </w:rPr>
+        <w:t>Ext Header</w:t>
+      </w:r>
+      <w:r>
+        <w:rPr>
+          <w:rFonts w:hint="cs"/>
+          <w:rtl/>
+          <w:lang w:val="en-ZA" w:bidi="fa-IR"/>
+        </w:rPr>
+        <w:t xml:space="preserve"> : در دسترس قرار گرفتن الباقی پایه های آزاد میکرو شامل باس </w:t>
+      </w:r>
+      <w:r>
+        <w:rPr>
+          <w:lang w:val="en-ZA" w:bidi="fa-IR"/>
+        </w:rPr>
+        <w:t>I2C</w:t>
+      </w:r>
+      <w:r>
+        <w:rPr>
+          <w:rFonts w:hint="cs"/>
+          <w:rtl/>
+          <w:lang w:val="en-ZA" w:bidi="fa-IR"/>
+        </w:rPr>
+        <w:t xml:space="preserve"> و...</w:t>
+      </w:r>
+    </w:p>
+    <w:p>
+      <w:pPr>
+        <w:bidi/>
+        <w:rPr>
+          <w:rtl/>
+          <w:lang w:val="en-ZA" w:bidi="fa-IR"/>
+        </w:rPr>
+      </w:pPr>
+      <w:r>
+        <w:rPr>
+          <w:rFonts w:hint="cs"/>
+          <w:rtl/>
+          <w:lang w:val="en-ZA" w:bidi="fa-IR"/>
+        </w:rPr>
+        <w:t xml:space="preserve">پین هدر </w:t>
+      </w:r>
+      <w:r>
+        <w:rPr>
+          <w:lang w:val="en-ZA" w:bidi="fa-IR"/>
+        </w:rPr>
+        <w:t>ICSP</w:t>
+      </w:r>
+      <w:r>
+        <w:rPr>
+          <w:rFonts w:hint="cs"/>
+          <w:rtl/>
+          <w:lang w:val="en-ZA" w:bidi="fa-IR"/>
+        </w:rPr>
+        <w:t xml:space="preserve"> </w:t>
+      </w:r>
+      <w:r>
+        <w:rPr>
+          <w:rFonts w:hint="cs"/>
+          <w:rtl/>
+          <w:lang w:val="en-ZA" w:bidi="fa-IR"/>
+        </w:rPr>
+        <w:t xml:space="preserve">: جهت پروگرام کردن بوتلودر </w:t>
+      </w:r>
+      <w:r>
+        <w:rPr>
+          <w:lang w:val="en-ZA" w:bidi="fa-IR"/>
+        </w:rPr>
+        <w:t>ARDUINO</w:t>
+      </w:r>
+      <w:r>
+        <w:rPr>
+          <w:rFonts w:hint="cs"/>
+          <w:rtl/>
+          <w:lang w:val="en-ZA" w:bidi="fa-IR"/>
+        </w:rPr>
+        <w:t xml:space="preserve"> در صورت خام بودن چیپ</w:t>
+      </w:r>
+    </w:p>
+    <w:p>
+      <w:pPr>
+        <w:bidi/>
+        <w:rPr>
+          <w:rtl/>
+          <w:lang w:val="en-ZA" w:bidi="fa-IR"/>
+        </w:rPr>
+      </w:pPr>
+      <w:r>
+        <w:rPr>
+          <w:rFonts w:hint="cs"/>
+          <w:rtl/>
+          <w:lang w:val="en-ZA" w:bidi="fa-IR"/>
+        </w:rPr>
+        <w:t>مانیتورینگ سطح ولتاژ باتری : توسط یک تقسیم مقاومتی با درنظر گرفتن ولتاژ فول شارژ برای باتری 12ولت که 13.8 میباشد</w:t>
+      </w:r>
+      <w:r>
+        <w:rPr>
+          <w:rFonts w:hint="cs"/>
+          <w:rtl/>
+          <w:lang w:val="en-ZA" w:bidi="fa-IR"/>
+        </w:rPr>
+        <w:t xml:space="preserve"> انجام شده است.</w:t>
+      </w:r>
+    </w:p>
+    <w:p>
+      <w:pPr>
+        <w:bidi/>
+        <w:rPr>
+          <w:rtl/>
+          <w:lang w:val="en-ZA" w:bidi="fa-IR"/>
+        </w:rPr>
+      </w:pPr>
+      <w:r>
+        <w:rPr>
+          <w:rFonts w:hint="cs"/>
+          <w:rtl/>
+          <w:lang w:val="en-ZA" w:bidi="fa-IR"/>
+        </w:rPr>
+        <w:t xml:space="preserve">نکات : </w:t>
+      </w:r>
+      <w:r>
+        <w:rPr>
+          <w:rFonts w:hint="cs"/>
+          <w:rtl/>
+          <w:lang w:val="en-ZA" w:bidi="fa-IR"/>
+        </w:rPr>
+        <w:t xml:space="preserve">تمامی قطعات در بازار ایران یافت میشوند. در ترک کشی باس </w:t>
+      </w:r>
+      <w:r>
+        <w:rPr>
+          <w:lang w:val="en-ZA" w:bidi="fa-IR"/>
+        </w:rPr>
+        <w:t>SPI</w:t>
+      </w:r>
+      <w:r>
+        <w:rPr>
+          <w:rFonts w:hint="cs"/>
+          <w:rtl/>
+          <w:lang w:val="en-ZA" w:bidi="fa-IR"/>
+        </w:rPr>
+        <w:t xml:space="preserve"> از </w:t>
+      </w:r>
+      <w:r>
+        <w:rPr>
+          <w:lang w:val="en-ZA" w:bidi="fa-IR"/>
+        </w:rPr>
+        <w:t>leng</w:t>
+      </w:r>
+      <w:r>
+        <w:rPr>
+          <w:lang w:val="en-ZA" w:bidi="fa-IR"/>
+        </w:rPr>
+        <w:t>t</w:t>
+      </w:r>
+      <w:r>
+        <w:rPr>
+          <w:lang w:val="en-ZA" w:bidi="fa-IR"/>
+        </w:rPr>
+        <w:t>h tuning</w:t>
+      </w:r>
+      <w:r>
+        <w:rPr>
+          <w:rFonts w:hint="cs"/>
+          <w:rtl/>
+          <w:lang w:val="en-ZA" w:bidi="fa-IR"/>
+        </w:rPr>
+        <w:t xml:space="preserve"> جهت به حداقل رساندن تاخیر استفاده شده است.جاپیچ های مناسب و لوگوی شرکت نیز جانمایی شده اند.</w:t>
+      </w:r>
+    </w:p>
+    <w:p>
+      <w:pPr>
+        <w:bidi/>
+        <w:rPr>
+          <w:rtl/>
+          <w:lang w:val="en-ZA" w:bidi="fa-IR"/>
+        </w:rPr>
+      </w:pPr>
+    </w:p>
+    <w:p>
+      <w:pPr>
+        <w:bidi/>
+        <w:rPr>
+          <w:rtl/>
+          <w:lang w:val="en-ZA" w:bidi="fa-IR"/>
+        </w:rPr>
+      </w:pPr>
+      <w:r>
+        <w:rPr>
+          <w:rFonts w:hint="cs"/>
+          <w:rtl/>
+          <w:lang w:val="en-ZA" w:bidi="fa-IR"/>
+        </w:rPr>
+        <w:t>بخش برنامه نویسی :</w:t>
+      </w:r>
+    </w:p>
+    <w:p>
+      <w:pPr>
+        <w:bidi/>
+        <w:rPr>
+          <w:rtl/>
+          <w:lang w:val="en-ZA" w:bidi="fa-IR"/>
+        </w:rPr>
+      </w:pPr>
+      <w:r>
+        <w:rPr>
+          <w:rFonts w:hint="cs"/>
+          <w:rtl/>
+          <w:lang w:val="en-ZA" w:bidi="fa-IR"/>
+        </w:rPr>
+        <w:t>با توجه به وجود 5 عدد کلید. تعریف عملیات بصورت زیر است :</w:t>
+      </w:r>
+    </w:p>
+    <w:p>
+      <w:pPr>
+        <w:bidi/>
+        <w:rPr>
+          <w:rtl/>
+          <w:lang w:val="en-ZA" w:bidi="fa-IR"/>
+        </w:rPr>
+      </w:pPr>
+      <w:r>
+        <w:rPr>
+          <w:rFonts w:hint="cs"/>
+          <w:rtl/>
+          <w:lang w:val="en-ZA" w:bidi="fa-IR"/>
+        </w:rPr>
+        <w:t>کلید اول : نمایش مسافت بر حسب سانتی متر</w:t>
+      </w:r>
+    </w:p>
+    <w:p>
+      <w:pPr>
+        <w:bidi/>
+        <w:rPr>
+          <w:rtl/>
+          <w:lang w:val="en-ZA" w:bidi="fa-IR"/>
+        </w:rPr>
+      </w:pPr>
+      <w:r>
+        <w:rPr>
+          <w:rFonts w:hint="cs"/>
+          <w:rtl/>
+          <w:lang w:val="en-ZA" w:bidi="fa-IR"/>
+        </w:rPr>
+        <w:t>کلید دوم : برگرداندن مسافت برحسب اینچ</w:t>
+      </w:r>
+    </w:p>
+    <w:p>
+      <w:pPr>
+        <w:bidi/>
+        <w:rPr>
+          <w:rtl/>
+          <w:lang w:val="en-ZA" w:bidi="fa-IR"/>
+        </w:rPr>
+      </w:pPr>
+      <w:r>
+        <w:rPr>
+          <w:rFonts w:hint="cs"/>
+          <w:rtl/>
+          <w:lang w:val="en-ZA" w:bidi="fa-IR"/>
+        </w:rPr>
+        <w:t>کلید سوم</w:t>
+      </w:r>
+      <w:r>
+        <w:rPr>
+          <w:rFonts w:hint="cs"/>
+          <w:rtl/>
+          <w:lang w:val="en-ZA" w:bidi="fa-IR"/>
+        </w:rPr>
+        <w:t xml:space="preserve"> و چهارم : تنظیم آستانه فاصله جهت بازر</w:t>
+      </w:r>
+    </w:p>
+    <w:p>
+      <w:pPr>
+        <w:bidi/>
+        <w:rPr>
+          <w:rtl/>
+          <w:lang w:val="en-ZA" w:bidi="fa-IR"/>
+        </w:rPr>
+      </w:pPr>
+      <w:r>
+        <w:rPr>
+          <w:rFonts w:hint="cs"/>
+          <w:rtl/>
+          <w:lang w:val="en-ZA" w:bidi="fa-IR"/>
+        </w:rPr>
+        <w:t>کلید پنجم : شروع حالت اتوماتیک . درصورت فشردن هرکدام از کلیدها از مد اتوماتیک خارج میشود.</w:t>
+      </w:r>
+    </w:p>
+    <w:p>
+      <w:pPr>
+        <w:bidi/>
+        <w:rPr>
+          <w:rtl/>
+          <w:lang w:val="en-ZA" w:bidi="fa-IR"/>
+        </w:rPr>
+      </w:pPr>
+    </w:p>
+    <w:p>
+      <w:pPr>
+        <w:bidi/>
+        <w:rPr>
+          <w:rtl/>
+          <w:lang w:val="en-ZA" w:bidi="fa-IR"/>
+        </w:rPr>
+      </w:pPr>
+      <w:r>
+        <w:rPr>
+          <w:rFonts w:hint="cs"/>
+          <w:rtl/>
+          <w:lang w:val="en-ZA" w:bidi="fa-IR"/>
+        </w:rPr>
+        <w:t>تست و شبیه سازی :</w:t>
+      </w:r>
+    </w:p>
+    <w:p>
+      <w:pPr>
+        <w:bidi/>
+        <w:rPr>
+          <w:rtl/>
+          <w:lang w:val="en-ZA" w:bidi="fa-IR"/>
+        </w:rPr>
+      </w:pPr>
+      <w:r>
+        <w:rPr>
+          <w:rFonts w:hint="cs"/>
+          <w:rtl/>
+          <w:lang w:val="en-ZA" w:bidi="fa-IR"/>
+        </w:rPr>
+        <w:t xml:space="preserve">به دلیل کاستوم بودن برد و عدم دسترسی به </w:t>
+      </w:r>
+      <w:r>
+        <w:rPr>
+          <w:rFonts w:hint="cs"/>
+          <w:rtl/>
+          <w:lang w:val="en-ZA" w:bidi="fa-IR"/>
+        </w:rPr>
+        <w:t xml:space="preserve">پورت </w:t>
+      </w:r>
+      <w:r>
+        <w:rPr>
+          <w:lang w:val="en-ZA" w:bidi="fa-IR"/>
+        </w:rPr>
+        <w:t>E</w:t>
+      </w:r>
+      <w:r>
+        <w:rPr>
+          <w:rFonts w:hint="cs"/>
+          <w:rtl/>
+          <w:lang w:val="en-ZA" w:bidi="fa-IR"/>
+        </w:rPr>
+        <w:t xml:space="preserve"> در پلتفرم </w:t>
+      </w:r>
+      <w:proofErr w:type="spellStart"/>
+      <w:r>
+        <w:rPr>
+          <w:lang w:val="en-ZA" w:bidi="fa-IR"/>
+        </w:rPr>
+        <w:t>Wokwi</w:t>
+      </w:r>
+      <w:proofErr w:type="spellEnd"/>
+      <w:r>
+        <w:rPr>
+          <w:rFonts w:hint="cs"/>
+          <w:rtl/>
+          <w:lang w:val="en-ZA" w:bidi="fa-IR"/>
+        </w:rPr>
+        <w:t xml:space="preserve"> امکان تست وجود نداشت ولی میتوان با پین بندی منطبق با آردوینو یونو و تغییر </w:t>
+      </w:r>
+      <w:r>
+        <w:rPr>
+          <w:lang w:val="en-ZA" w:bidi="fa-IR"/>
+        </w:rPr>
+        <w:t>Define</w:t>
+      </w:r>
+      <w:r>
+        <w:rPr>
+          <w:rFonts w:hint="cs"/>
+          <w:rtl/>
+          <w:lang w:val="en-ZA" w:bidi="fa-IR"/>
+        </w:rPr>
+        <w:t xml:space="preserve"> های برنامه , تست را انجام داد.</w:t>
+      </w:r>
+    </w:p>
+    <w:p>
+      <w:pPr>
+        <w:bidi/>
+        <w:rPr>
+          <w:lang w:val="en-ZA" w:bidi="fa-IR"/>
+        </w:rPr>
+      </w:pPr>
+      <w:r>
+        <w:rPr>
+          <w:rFonts w:hint="cs"/>
+          <w:rtl/>
+          <w:lang w:val="en-ZA" w:bidi="fa-IR"/>
+        </w:rPr>
+        <w:t>لینک گیت هاب :</w:t>
+      </w:r>
+      <w:r>
+        <w:rPr>
+          <w:lang w:val="en-ZA" w:bidi="fa-IR"/>
+        </w:rPr>
+        <w:t xml:space="preserve"> </w:t>
+      </w:r>
+    </w:p>
+    <w:p>
+      <w:pPr>
+        <w:bidi/>
+        <w:rPr>
+          <w:lang w:val="en-ZA" w:bidi="fa-IR"/>
+        </w:rPr>
+      </w:pPr>
+      <w:hyperlink r:id="rId4" w:history="1">
+        <w:r>
+          <w:rPr>
+            <w:rStyle w:val="Hyperlink"/>
+            <w:lang w:val="en-ZA" w:bidi="fa-IR"/>
+          </w:rPr>
+          <w:t>https://github.com/RezaTabasian/robotShield</w:t>
+        </w:r>
+      </w:hyperlink>
+    </w:p>
+    <w:p>
+      <w:pPr>
+        <w:bidi/>
+        <w:rPr>
+          <w:rFonts w:hint="cs"/>
+          <w:lang w:val="en-ZA" w:bidi="fa-IR"/>
+        </w:rPr>
+      </w:pPr>
     </w:p>
     <w:sectPr>
       <w:pgSz w:w="12240" w:h="15840"/>
@@ -163,7 +987,7 @@
 </file>
 
 <file path=word/styles.xml><?xml version="1.0" encoding="utf-8"?>
-<w:styles xmlns:mc="http://schemas.openxmlformats.org/markup-compatibility/2006" xmlns:r="http://schemas.openxmlformats.org/officeDocument/2006/relationships" xmlns:w="http://schemas.openxmlformats.org/wordprocessingml/2006/main" xmlns:w14="http://schemas.microsoft.com/office/word/2010/wordml" xmlns:w15="http://schemas.microsoft.com/office/word/2012/wordml" xmlns:w16cex="http://schemas.microsoft.com/office/word/2018/wordml/cex" xmlns:w16cid="http://schemas.microsoft.com/office/word/2016/wordml/cid" xmlns:w16="http://schemas.microsoft.com/office/word/2018/wordml" xmlns:w16sdtdh="http://schemas.microsoft.com/office/word/2020/wordml/sdtdatahash" xmlns:w16se="http://schemas.microsoft.com/office/word/2015/wordml/symex" mc:Ignorable="w14 w15 w16se w16cid w16 w16cex w16sdtdh">
+<w:styles xmlns:mc="http://schemas.openxmlformats.org/markup-compatibility/2006" xmlns:r="http://schemas.openxmlformats.org/officeDocument/2006/relationships" xmlns:w="http://schemas.openxmlformats.org/wordprocessingml/2006/main" xmlns:w14="http://schemas.microsoft.com/office/word/2010/wordml" xmlns:w15="http://schemas.microsoft.com/office/word/2012/wordml" xmlns:w16cex="http://schemas.microsoft.com/office/word/2018/wordml/cex" xmlns:w16cid="http://schemas.microsoft.com/office/word/2016/wordml/cid" xmlns:w16="http://schemas.microsoft.com/office/word/2018/wordml" xmlns:w16du="http://schemas.microsoft.com/office/word/2023/wordml/word16du" xmlns:w16sdtdh="http://schemas.microsoft.com/office/word/2020/wordml/sdtdatahash" xmlns:w16sdtfl="http://schemas.microsoft.com/office/word/2024/wordml/sdtformatlock" xmlns:w16se="http://schemas.microsoft.com/office/word/2015/wordml/symex" mc:Ignorable="w14 w15 w16se w16cid w16 w16cex w16sdtdh w16sdtfl w16du">
   <w:docDefaults>
     <w:rPrDefault>
       <w:rPr>
@@ -1079,6 +1903,29 @@
       <w:spacing w:val="5"/>
     </w:rPr>
   </w:style>
+  <w:style w:type="character" w:styleId="Hyperlink">
+    <w:name w:val="Hyperlink"/>
+    <w:basedOn w:val="DefaultParagraphFont"/>
+    <w:uiPriority w:val="99"/>
+    <w:unhideWhenUsed/>
+    <w:rsid w:val="007163A7"/>
+    <w:rPr>
+      <w:color w:val="0563C1" w:themeColor="hyperlink"/>
+      <w:u w:val="single"/>
+    </w:rPr>
+  </w:style>
+  <w:style w:type="character" w:styleId="UnresolvedMention">
+    <w:name w:val="Unresolved Mention"/>
+    <w:basedOn w:val="DefaultParagraphFont"/>
+    <w:uiPriority w:val="99"/>
+    <w:semiHidden/>
+    <w:unhideWhenUsed/>
+    <w:rsid w:val="007163A7"/>
+    <w:rPr>
+      <w:color w:val="605E5C"/>
+      <w:shd w:val="clear" w:color="auto" w:fill="E1DFDD"/>
+    </w:rPr>
+  </w:style>
 </w:styles>
 </file>
 
